--- a/Маркетинг РМ Групп/Флагманский сайт/Тексты_Главная_страница.docx
+++ b/Маркетинг РМ Групп/Флагманский сайт/Тексты_Главная_страница.docx
@@ -111,8 +111,7 @@
           <w:color w:val="666666"/>
           <w:sz w:val="20"/>
         </w:rPr>
-        <w:t>Аутсорсинг линейного персонала для крупного бизнеса: 4000+ исполнителей на объектах по всей России, 16 лет опыта, 93 реализованных проекта. Расчёт за 4 часа.</w:t>
-        <w:br/>
+        <w:t>Аутсорсинг линейного персонала для крупного бизнеса: 4000+ исполнителей на объектах по всей России, 16 лет опыта, 93 реализованных проекта.</w:t>
       </w:r>
     </w:p>
     <w:p>
@@ -196,7 +195,7 @@
           <w:b/>
           <w:i w:val="0"/>
         </w:rPr>
-        <w:t>Кнопки на баннере: «Получить расчёт за 4 часа» (основная) / «Смотреть услуги» (вторичная)</w:t>
+        <w:t>Кнопки на баннере: «Получить расчёт» (основная) / «Смотреть услуги» (вторичная)</w:t>
       </w:r>
     </w:p>
     <w:p>
@@ -383,7 +382,7 @@
         <w:pStyle w:val="ListBullet"/>
       </w:pPr>
       <w:r>
-        <w:t>Скорость — типовые позиции закрываем за 1–3 дня, расчёт за 4 часа</w:t>
+        <w:t>Скорость — типовые позиции закрываем за 1–3 дня, расчёт</w:t>
       </w:r>
     </w:p>
     <w:p>
@@ -560,7 +559,7 @@
         <w:pStyle w:val="ListNumber"/>
       </w:pPr>
       <w:r>
-        <w:t>Аудит и расчёт — коммерческое предложение за 4 часа</w:t>
+        <w:t>Аудит и расчёт — коммерческое предложение после уточнения задачи</w:t>
       </w:r>
     </w:p>
     <w:p>
@@ -700,7 +699,7 @@
           <w:b w:val="0"/>
           <w:i w:val="0"/>
         </w:rPr>
-        <w:t>Типовые позиции в крупных городах закрываем за 1–3 дня. Расчёт стоимости отправляем в течение 4 часов после заявки.</w:t>
+        <w:t>Типовые позиции в крупных городах закрываем за 1–3 дня. Расчёт стоимости отправляем после заявки.</w:t>
       </w:r>
     </w:p>
     <w:p>
@@ -736,7 +735,7 @@
           <w:b w:val="0"/>
           <w:i w:val="0"/>
         </w:rPr>
-        <w:t>Стоимость зависит от позиций, объёма и региона. Оставьте заявку — пришлём персональный расчёт в течение 4 часов, без выезда и предоплаты.</w:t>
+        <w:t>Стоимость зависит от позиций, объёма и региона. Оставьте заявку — пришлём персональный расчёт, без выезда и предоплаты.</w:t>
       </w:r>
     </w:p>
     <w:p>
@@ -753,7 +752,7 @@
           <w:b/>
           <w:i w:val="0"/>
         </w:rPr>
-        <w:t>Заголовок: Получите коммерческое предложение за 4 часа</w:t>
+        <w:t>Заголовок: Получите коммерческое предложение после уточнения задачи</w:t>
       </w:r>
     </w:p>
     <w:p>
